--- a/eng/docx/010.content.docx
+++ b/eng/docx/010.content.docx
@@ -392,7 +392,19 @@
         <w:rPr>
           <w:lang w:val="en_US" w:bidi="en_US"/>
         </w:rPr>
-        <w:t>(Translation suggestions: How to Translate Names)</w:t>
+        <w:t xml:space="preserve">(Translation suggestions: </w:t>
+      </w:r>
+      <w:r>
+        <w:rPr>
+          <w:lang w:val="en_US" w:bidi="en_US"/>
+        </w:rPr>
+        <w:t>How to Translate Names</w:t>
+      </w:r>
+      <w:r>
+        <w:rPr>
+          <w:lang w:val="en_US" w:bidi="en_US"/>
+        </w:rPr>
+        <w:t>)</w:t>
       </w:r>
       <w:r>
         <w:rPr>
@@ -1241,7 +1253,19 @@
         <w:rPr>
           <w:lang w:val="en_US" w:bidi="en_US"/>
         </w:rPr>
-        <w:t>(Translation suggestions: How to Translate Names)</w:t>
+        <w:t xml:space="preserve">(Translation suggestions: </w:t>
+      </w:r>
+      <w:r>
+        <w:rPr>
+          <w:lang w:val="en_US" w:bidi="en_US"/>
+        </w:rPr>
+        <w:t>How to Translate Names</w:t>
+      </w:r>
+      <w:r>
+        <w:rPr>
+          <w:lang w:val="en_US" w:bidi="en_US"/>
+        </w:rPr>
+        <w:t>)</w:t>
       </w:r>
       <w:r>
         <w:rPr>
@@ -1672,7 +1696,19 @@
         <w:rPr>
           <w:lang w:val="en_US" w:bidi="en_US"/>
         </w:rPr>
-        <w:t>(Translation suggestions: How to Translate Names)</w:t>
+        <w:t xml:space="preserve">(Translation suggestions: </w:t>
+      </w:r>
+      <w:r>
+        <w:rPr>
+          <w:lang w:val="en_US" w:bidi="en_US"/>
+        </w:rPr>
+        <w:t>How to Translate Names</w:t>
+      </w:r>
+      <w:r>
+        <w:rPr>
+          <w:lang w:val="en_US" w:bidi="en_US"/>
+        </w:rPr>
+        <w:t>)</w:t>
       </w:r>
       <w:r>
         <w:rPr>
@@ -2126,7 +2162,19 @@
         <w:rPr>
           <w:lang w:val="en_US" w:bidi="en_US"/>
         </w:rPr>
-        <w:t>(Translation suggestions: How to Translate Names)</w:t>
+        <w:t xml:space="preserve">(Translation suggestions: </w:t>
+      </w:r>
+      <w:r>
+        <w:rPr>
+          <w:lang w:val="en_US" w:bidi="en_US"/>
+        </w:rPr>
+        <w:t>How to Translate Names</w:t>
+      </w:r>
+      <w:r>
+        <w:rPr>
+          <w:lang w:val="en_US" w:bidi="en_US"/>
+        </w:rPr>
+        <w:t>)</w:t>
       </w:r>
       <w:r>
         <w:rPr>
@@ -2557,7 +2605,19 @@
         <w:rPr>
           <w:lang w:val="en_US" w:bidi="en_US"/>
         </w:rPr>
-        <w:t>(Translation suggestions: How to Translate Names)</w:t>
+        <w:t xml:space="preserve">(Translation suggestions: </w:t>
+      </w:r>
+      <w:r>
+        <w:rPr>
+          <w:lang w:val="en_US" w:bidi="en_US"/>
+        </w:rPr>
+        <w:t>How to Translate Names</w:t>
+      </w:r>
+      <w:r>
+        <w:rPr>
+          <w:lang w:val="en_US" w:bidi="en_US"/>
+        </w:rPr>
+        <w:t>)</w:t>
       </w:r>
       <w:r>
         <w:rPr>
@@ -3322,7 +3382,19 @@
         <w:rPr>
           <w:lang w:val="en_US" w:bidi="en_US"/>
         </w:rPr>
-        <w:t>(Translation suggestions: How to Translate Names)</w:t>
+        <w:t xml:space="preserve">(Translation suggestions: </w:t>
+      </w:r>
+      <w:r>
+        <w:rPr>
+          <w:lang w:val="en_US" w:bidi="en_US"/>
+        </w:rPr>
+        <w:t>How to Translate Names</w:t>
+      </w:r>
+      <w:r>
+        <w:rPr>
+          <w:lang w:val="en_US" w:bidi="en_US"/>
+        </w:rPr>
+        <w:t>)</w:t>
       </w:r>
       <w:r>
         <w:rPr>
@@ -3741,7 +3813,19 @@
         <w:rPr>
           <w:lang w:val="en_US" w:bidi="en_US"/>
         </w:rPr>
-        <w:t>(Translation suggestions: How to Translate Names)</w:t>
+        <w:t xml:space="preserve">(Translation suggestions: </w:t>
+      </w:r>
+      <w:r>
+        <w:rPr>
+          <w:lang w:val="en_US" w:bidi="en_US"/>
+        </w:rPr>
+        <w:t>How to Translate Names</w:t>
+      </w:r>
+      <w:r>
+        <w:rPr>
+          <w:lang w:val="en_US" w:bidi="en_US"/>
+        </w:rPr>
+        <w:t>)</w:t>
       </w:r>
       <w:r>
         <w:rPr>
@@ -4206,7 +4290,19 @@
         <w:rPr>
           <w:lang w:val="en_US" w:bidi="en_US"/>
         </w:rPr>
-        <w:t>(Translation suggestions: How to Translate Names)</w:t>
+        <w:t xml:space="preserve">(Translation suggestions: </w:t>
+      </w:r>
+      <w:r>
+        <w:rPr>
+          <w:lang w:val="en_US" w:bidi="en_US"/>
+        </w:rPr>
+        <w:t>How to Translate Names</w:t>
+      </w:r>
+      <w:r>
+        <w:rPr>
+          <w:lang w:val="en_US" w:bidi="en_US"/>
+        </w:rPr>
+        <w:t>)</w:t>
       </w:r>
       <w:r>
         <w:rPr>
@@ -4579,7 +4675,19 @@
         <w:rPr>
           <w:lang w:val="en_US" w:bidi="en_US"/>
         </w:rPr>
-        <w:t>(Translation suggestions: Translate Names)</w:t>
+        <w:t xml:space="preserve">(Translation suggestions: </w:t>
+      </w:r>
+      <w:r>
+        <w:rPr>
+          <w:lang w:val="en_US" w:bidi="en_US"/>
+        </w:rPr>
+        <w:t>Translate Names</w:t>
+      </w:r>
+      <w:r>
+        <w:rPr>
+          <w:lang w:val="en_US" w:bidi="en_US"/>
+        </w:rPr>
+        <w:t>)</w:t>
       </w:r>
       <w:r>
         <w:rPr>
@@ -5079,7 +5187,19 @@
         <w:rPr>
           <w:lang w:val="en_US" w:bidi="en_US"/>
         </w:rPr>
-        <w:t>(Translation suggestions: How to Translate Names)</w:t>
+        <w:t xml:space="preserve">(Translation suggestions: </w:t>
+      </w:r>
+      <w:r>
+        <w:rPr>
+          <w:lang w:val="en_US" w:bidi="en_US"/>
+        </w:rPr>
+        <w:t>How to Translate Names</w:t>
+      </w:r>
+      <w:r>
+        <w:rPr>
+          <w:lang w:val="en_US" w:bidi="en_US"/>
+        </w:rPr>
+        <w:t>)</w:t>
       </w:r>
       <w:r>
         <w:rPr>
@@ -5499,7 +5619,19 @@
         <w:rPr>
           <w:lang w:val="en_US" w:bidi="en_US"/>
         </w:rPr>
-        <w:t>(Translation suggestions: How to Translate Names)</w:t>
+        <w:t xml:space="preserve">(Translation suggestions: </w:t>
+      </w:r>
+      <w:r>
+        <w:rPr>
+          <w:lang w:val="en_US" w:bidi="en_US"/>
+        </w:rPr>
+        <w:t>How to Translate Names</w:t>
+      </w:r>
+      <w:r>
+        <w:rPr>
+          <w:lang w:val="en_US" w:bidi="en_US"/>
+        </w:rPr>
+        <w:t>)</w:t>
       </w:r>
       <w:r>
         <w:rPr>
@@ -6046,7 +6178,19 @@
         <w:rPr>
           <w:lang w:val="en_US" w:bidi="en_US"/>
         </w:rPr>
-        <w:t>(Translation suggestions: Translate Names)</w:t>
+        <w:t xml:space="preserve">(Translation suggestions: </w:t>
+      </w:r>
+      <w:r>
+        <w:rPr>
+          <w:lang w:val="en_US" w:bidi="en_US"/>
+        </w:rPr>
+        <w:t>Translate Names</w:t>
+      </w:r>
+      <w:r>
+        <w:rPr>
+          <w:lang w:val="en_US" w:bidi="en_US"/>
+        </w:rPr>
+        <w:t>)</w:t>
       </w:r>
       <w:r>
         <w:rPr>
@@ -6537,7 +6681,19 @@
         <w:rPr>
           <w:lang w:val="en_US" w:bidi="en_US"/>
         </w:rPr>
-        <w:t>(Translation suggestions: How to Translate Names)</w:t>
+        <w:t xml:space="preserve">(Translation suggestions: </w:t>
+      </w:r>
+      <w:r>
+        <w:rPr>
+          <w:lang w:val="en_US" w:bidi="en_US"/>
+        </w:rPr>
+        <w:t>How to Translate Names</w:t>
+      </w:r>
+      <w:r>
+        <w:rPr>
+          <w:lang w:val="en_US" w:bidi="en_US"/>
+        </w:rPr>
+        <w:t>)</w:t>
       </w:r>
       <w:r>
         <w:rPr>
@@ -6933,7 +7089,19 @@
         <w:rPr>
           <w:lang w:val="en_US" w:bidi="en_US"/>
         </w:rPr>
-        <w:t>(Translation suggestions: How to Translate Names)</w:t>
+        <w:t xml:space="preserve">(Translation suggestions: </w:t>
+      </w:r>
+      <w:r>
+        <w:rPr>
+          <w:lang w:val="en_US" w:bidi="en_US"/>
+        </w:rPr>
+        <w:t>How to Translate Names</w:t>
+      </w:r>
+      <w:r>
+        <w:rPr>
+          <w:lang w:val="en_US" w:bidi="en_US"/>
+        </w:rPr>
+        <w:t>)</w:t>
       </w:r>
       <w:r>
         <w:rPr>
@@ -8183,7 +8351,19 @@
         <w:rPr>
           <w:lang w:val="en_US" w:bidi="en_US"/>
         </w:rPr>
-        <w:t>(Translation suggestions: Translate Names)</w:t>
+        <w:t xml:space="preserve">(Translation suggestions: </w:t>
+      </w:r>
+      <w:r>
+        <w:rPr>
+          <w:lang w:val="en_US" w:bidi="en_US"/>
+        </w:rPr>
+        <w:t>Translate Names</w:t>
+      </w:r>
+      <w:r>
+        <w:rPr>
+          <w:lang w:val="en_US" w:bidi="en_US"/>
+        </w:rPr>
+        <w:t>)</w:t>
       </w:r>
       <w:r>
         <w:rPr>
@@ -9670,7 +9850,19 @@
         <w:rPr>
           <w:lang w:val="en_US" w:bidi="en_US"/>
         </w:rPr>
-        <w:t>(Translation suggestions: How to Translate Names)</w:t>
+        <w:t xml:space="preserve">(Translation suggestions: </w:t>
+      </w:r>
+      <w:r>
+        <w:rPr>
+          <w:lang w:val="en_US" w:bidi="en_US"/>
+        </w:rPr>
+        <w:t>How to Translate Names</w:t>
+      </w:r>
+      <w:r>
+        <w:rPr>
+          <w:lang w:val="en_US" w:bidi="en_US"/>
+        </w:rPr>
+        <w:t>)</w:t>
       </w:r>
       <w:r>
         <w:rPr>
@@ -10232,7 +10424,19 @@
         <w:rPr>
           <w:lang w:val="en_US" w:bidi="en_US"/>
         </w:rPr>
-        <w:t>(Translation suggestions: How to Translate Names)</w:t>
+        <w:t xml:space="preserve">(Translation suggestions: </w:t>
+      </w:r>
+      <w:r>
+        <w:rPr>
+          <w:lang w:val="en_US" w:bidi="en_US"/>
+        </w:rPr>
+        <w:t>How to Translate Names</w:t>
+      </w:r>
+      <w:r>
+        <w:rPr>
+          <w:lang w:val="en_US" w:bidi="en_US"/>
+        </w:rPr>
+        <w:t>)</w:t>
       </w:r>
       <w:r>
         <w:rPr>
@@ -11664,7 +11868,19 @@
         <w:rPr>
           <w:lang w:val="en_US" w:bidi="en_US"/>
         </w:rPr>
-        <w:t>(Translation suggestions: How to Translate Names)</w:t>
+        <w:t xml:space="preserve">(Translation suggestions: </w:t>
+      </w:r>
+      <w:r>
+        <w:rPr>
+          <w:lang w:val="en_US" w:bidi="en_US"/>
+        </w:rPr>
+        <w:t>How to Translate Names</w:t>
+      </w:r>
+      <w:r>
+        <w:rPr>
+          <w:lang w:val="en_US" w:bidi="en_US"/>
+        </w:rPr>
+        <w:t>)</w:t>
       </w:r>
       <w:r>
         <w:rPr>
@@ -13781,7 +13997,19 @@
         <w:rPr>
           <w:lang w:val="en_US" w:bidi="en_US"/>
         </w:rPr>
-        <w:t>(Translation suggestions: Translate Names)</w:t>
+        <w:t xml:space="preserve">(Translation suggestions: </w:t>
+      </w:r>
+      <w:r>
+        <w:rPr>
+          <w:lang w:val="en_US" w:bidi="en_US"/>
+        </w:rPr>
+        <w:t>Translate Names</w:t>
+      </w:r>
+      <w:r>
+        <w:rPr>
+          <w:lang w:val="en_US" w:bidi="en_US"/>
+        </w:rPr>
+        <w:t>)</w:t>
       </w:r>
       <w:r>
         <w:rPr>
@@ -15218,7 +15446,19 @@
         <w:rPr>
           <w:lang w:val="en_US" w:bidi="en_US"/>
         </w:rPr>
-        <w:t>(Translation suggestions: Translate Names)</w:t>
+        <w:t xml:space="preserve">(Translation suggestions: </w:t>
+      </w:r>
+      <w:r>
+        <w:rPr>
+          <w:lang w:val="en_US" w:bidi="en_US"/>
+        </w:rPr>
+        <w:t>Translate Names</w:t>
+      </w:r>
+      <w:r>
+        <w:rPr>
+          <w:lang w:val="en_US" w:bidi="en_US"/>
+        </w:rPr>
+        <w:t>)</w:t>
       </w:r>
       <w:r>
         <w:rPr>
@@ -15719,7 +15959,19 @@
         <w:rPr>
           <w:lang w:val="en_US" w:bidi="en_US"/>
         </w:rPr>
-        <w:t>(Translation suggestions: How to Translate Names)</w:t>
+        <w:t xml:space="preserve">(Translation suggestions: </w:t>
+      </w:r>
+      <w:r>
+        <w:rPr>
+          <w:lang w:val="en_US" w:bidi="en_US"/>
+        </w:rPr>
+        <w:t>How to Translate Names</w:t>
+      </w:r>
+      <w:r>
+        <w:rPr>
+          <w:lang w:val="en_US" w:bidi="en_US"/>
+        </w:rPr>
+        <w:t>)</w:t>
       </w:r>
       <w:r>
         <w:rPr>
@@ -16121,7 +16373,19 @@
         <w:rPr>
           <w:lang w:val="en_US" w:bidi="en_US"/>
         </w:rPr>
-        <w:t>(Translation suggestions: How to Translate Names)</w:t>
+        <w:t xml:space="preserve">(Translation suggestions: </w:t>
+      </w:r>
+      <w:r>
+        <w:rPr>
+          <w:lang w:val="en_US" w:bidi="en_US"/>
+        </w:rPr>
+        <w:t>How to Translate Names</w:t>
+      </w:r>
+      <w:r>
+        <w:rPr>
+          <w:lang w:val="en_US" w:bidi="en_US"/>
+        </w:rPr>
+        <w:t>)</w:t>
       </w:r>
       <w:r>
         <w:rPr>
@@ -16528,7 +16792,19 @@
         <w:rPr>
           <w:lang w:val="en_US" w:bidi="en_US"/>
         </w:rPr>
-        <w:t>(Translation suggestions: How to Translate Names)</w:t>
+        <w:t xml:space="preserve">(Translation suggestions: </w:t>
+      </w:r>
+      <w:r>
+        <w:rPr>
+          <w:lang w:val="en_US" w:bidi="en_US"/>
+        </w:rPr>
+        <w:t>How to Translate Names</w:t>
+      </w:r>
+      <w:r>
+        <w:rPr>
+          <w:lang w:val="en_US" w:bidi="en_US"/>
+        </w:rPr>
+        <w:t>)</w:t>
       </w:r>
       <w:r>
         <w:rPr>
@@ -16992,7 +17268,19 @@
         <w:rPr>
           <w:lang w:val="en_US" w:bidi="en_US"/>
         </w:rPr>
-        <w:t>(Translation suggestions: How to Translate Names)</w:t>
+        <w:t xml:space="preserve">(Translation suggestions: </w:t>
+      </w:r>
+      <w:r>
+        <w:rPr>
+          <w:lang w:val="en_US" w:bidi="en_US"/>
+        </w:rPr>
+        <w:t>How to Translate Names</w:t>
+      </w:r>
+      <w:r>
+        <w:rPr>
+          <w:lang w:val="en_US" w:bidi="en_US"/>
+        </w:rPr>
+        <w:t>)</w:t>
       </w:r>
       <w:r>
         <w:rPr>
@@ -17714,7 +18002,19 @@
         <w:rPr>
           <w:lang w:val="en_US" w:bidi="en_US"/>
         </w:rPr>
-        <w:t>(Translation suggestions: How to Translate Names)</w:t>
+        <w:t xml:space="preserve">(Translation suggestions: </w:t>
+      </w:r>
+      <w:r>
+        <w:rPr>
+          <w:lang w:val="en_US" w:bidi="en_US"/>
+        </w:rPr>
+        <w:t>How to Translate Names</w:t>
+      </w:r>
+      <w:r>
+        <w:rPr>
+          <w:lang w:val="en_US" w:bidi="en_US"/>
+        </w:rPr>
+        <w:t>)</w:t>
       </w:r>
       <w:r>
         <w:rPr>
@@ -18524,7 +18824,19 @@
         <w:rPr>
           <w:lang w:val="en_US" w:bidi="en_US"/>
         </w:rPr>
-        <w:t>(Translation suggestions: How to Translate Names)</w:t>
+        <w:t xml:space="preserve">(Translation suggestions: </w:t>
+      </w:r>
+      <w:r>
+        <w:rPr>
+          <w:lang w:val="en_US" w:bidi="en_US"/>
+        </w:rPr>
+        <w:t>How to Translate Names</w:t>
+      </w:r>
+      <w:r>
+        <w:rPr>
+          <w:lang w:val="en_US" w:bidi="en_US"/>
+        </w:rPr>
+        <w:t>)</w:t>
       </w:r>
       <w:r>
         <w:rPr>
@@ -18861,7 +19173,19 @@
         <w:rPr>
           <w:lang w:val="en_US" w:bidi="en_US"/>
         </w:rPr>
-        <w:t>(See also: How to Translate Names)</w:t>
+        <w:t xml:space="preserve">(See also: </w:t>
+      </w:r>
+      <w:r>
+        <w:rPr>
+          <w:lang w:val="en_US" w:bidi="en_US"/>
+        </w:rPr>
+        <w:t>How to Translate Names</w:t>
+      </w:r>
+      <w:r>
+        <w:rPr>
+          <w:lang w:val="en_US" w:bidi="en_US"/>
+        </w:rPr>
+        <w:t>)</w:t>
       </w:r>
       <w:r>
         <w:rPr>
@@ -19293,7 +19617,19 @@
         <w:rPr>
           <w:lang w:val="en_US" w:bidi="en_US"/>
         </w:rPr>
-        <w:t>(Translation suggestions: How to Translate Names)</w:t>
+        <w:t xml:space="preserve">(Translation suggestions: </w:t>
+      </w:r>
+      <w:r>
+        <w:rPr>
+          <w:lang w:val="en_US" w:bidi="en_US"/>
+        </w:rPr>
+        <w:t>How to Translate Names</w:t>
+      </w:r>
+      <w:r>
+        <w:rPr>
+          <w:lang w:val="en_US" w:bidi="en_US"/>
+        </w:rPr>
+        <w:t>)</w:t>
       </w:r>
       <w:r>
         <w:rPr>
@@ -19723,7 +20059,19 @@
         <w:rPr>
           <w:lang w:val="en_US" w:bidi="en_US"/>
         </w:rPr>
-        <w:t>(Translation suggestions: Translate Names)</w:t>
+        <w:t xml:space="preserve">(Translation suggestions: </w:t>
+      </w:r>
+      <w:r>
+        <w:rPr>
+          <w:lang w:val="en_US" w:bidi="en_US"/>
+        </w:rPr>
+        <w:t>Translate Names</w:t>
+      </w:r>
+      <w:r>
+        <w:rPr>
+          <w:lang w:val="en_US" w:bidi="en_US"/>
+        </w:rPr>
+        <w:t>)</w:t>
       </w:r>
       <w:r>
         <w:rPr>
@@ -20837,7 +21185,19 @@
         <w:rPr>
           <w:lang w:val="en_US" w:bidi="en_US"/>
         </w:rPr>
-        <w:t>(Translation suggestions: How to Translate Names)</w:t>
+        <w:t xml:space="preserve">(Translation suggestions: </w:t>
+      </w:r>
+      <w:r>
+        <w:rPr>
+          <w:lang w:val="en_US" w:bidi="en_US"/>
+        </w:rPr>
+        <w:t>How to Translate Names</w:t>
+      </w:r>
+      <w:r>
+        <w:rPr>
+          <w:lang w:val="en_US" w:bidi="en_US"/>
+        </w:rPr>
+        <w:t>)</w:t>
       </w:r>
       <w:r>
         <w:rPr>
@@ -21633,7 +21993,19 @@
         <w:rPr>
           <w:lang w:val="en_US" w:bidi="en_US"/>
         </w:rPr>
-        <w:t>(Translation suggestions: How to Translate Names)</w:t>
+        <w:t xml:space="preserve">(Translation suggestions: </w:t>
+      </w:r>
+      <w:r>
+        <w:rPr>
+          <w:lang w:val="en_US" w:bidi="en_US"/>
+        </w:rPr>
+        <w:t>How to Translate Names</w:t>
+      </w:r>
+      <w:r>
+        <w:rPr>
+          <w:lang w:val="en_US" w:bidi="en_US"/>
+        </w:rPr>
+        <w:t>)</w:t>
       </w:r>
       <w:r>
         <w:rPr>
@@ -22463,7 +22835,19 @@
         <w:rPr>
           <w:lang w:val="en_US" w:bidi="en_US"/>
         </w:rPr>
-        <w:t>(Translation suggestions: How to Translate Names)</w:t>
+        <w:t xml:space="preserve">(Translation suggestions: </w:t>
+      </w:r>
+      <w:r>
+        <w:rPr>
+          <w:lang w:val="en_US" w:bidi="en_US"/>
+        </w:rPr>
+        <w:t>How to Translate Names</w:t>
+      </w:r>
+      <w:r>
+        <w:rPr>
+          <w:lang w:val="en_US" w:bidi="en_US"/>
+        </w:rPr>
+        <w:t>)</w:t>
       </w:r>
       <w:r>
         <w:rPr>
@@ -23200,7 +23584,19 @@
         <w:rPr>
           <w:lang w:val="en_US" w:bidi="en_US"/>
         </w:rPr>
-        <w:t>(Translation suggestions: Translate Names)</w:t>
+        <w:t xml:space="preserve">(Translation suggestions: </w:t>
+      </w:r>
+      <w:r>
+        <w:rPr>
+          <w:lang w:val="en_US" w:bidi="en_US"/>
+        </w:rPr>
+        <w:t>Translate Names</w:t>
+      </w:r>
+      <w:r>
+        <w:rPr>
+          <w:lang w:val="en_US" w:bidi="en_US"/>
+        </w:rPr>
+        <w:t>)</w:t>
       </w:r>
       <w:r>
         <w:rPr>
@@ -24324,7 +24720,19 @@
         <w:rPr>
           <w:lang w:val="en_US" w:bidi="en_US"/>
         </w:rPr>
-        <w:t>A “joyful city” or “joyful house” could be translated as “city where joyful people live” or “house full of joyful people” or “city whose people are very happy.” (See: metonymy)</w:t>
+        <w:t xml:space="preserve">A “joyful city” or “joyful house” could be translated as “city where joyful people live” or “house full of joyful people” or “city whose people are very happy.” (See: </w:t>
+      </w:r>
+      <w:r>
+        <w:rPr>
+          <w:lang w:val="en_US" w:bidi="en_US"/>
+        </w:rPr>
+        <w:t>metonymy</w:t>
+      </w:r>
+      <w:r>
+        <w:rPr>
+          <w:lang w:val="en_US" w:bidi="en_US"/>
+        </w:rPr>
+        <w:t>)</w:t>
       </w:r>
       <w:r>
         <w:rPr>
@@ -25204,7 +25612,19 @@
         <w:rPr>
           <w:lang w:val="en_US" w:bidi="en_US"/>
         </w:rPr>
-        <w:t>(Translation suggestions: How to Translate Names)</w:t>
+        <w:t xml:space="preserve">(Translation suggestions: </w:t>
+      </w:r>
+      <w:r>
+        <w:rPr>
+          <w:lang w:val="en_US" w:bidi="en_US"/>
+        </w:rPr>
+        <w:t>How to Translate Names</w:t>
+      </w:r>
+      <w:r>
+        <w:rPr>
+          <w:lang w:val="en_US" w:bidi="en_US"/>
+        </w:rPr>
+        <w:t>)</w:t>
       </w:r>
       <w:r>
         <w:rPr>
@@ -26785,7 +27205,19 @@
         <w:rPr>
           <w:lang w:val="en_US" w:bidi="en_US"/>
         </w:rPr>
-        <w:t>(Translation suggestions: Translate Names)</w:t>
+        <w:t xml:space="preserve">(Translation suggestions: </w:t>
+      </w:r>
+      <w:r>
+        <w:rPr>
+          <w:lang w:val="en_US" w:bidi="en_US"/>
+        </w:rPr>
+        <w:t>Translate Names</w:t>
+      </w:r>
+      <w:r>
+        <w:rPr>
+          <w:lang w:val="en_US" w:bidi="en_US"/>
+        </w:rPr>
+        <w:t>)</w:t>
       </w:r>
       <w:r>
         <w:rPr>
@@ -27451,7 +27883,19 @@
         <w:rPr>
           <w:lang w:val="en_US" w:bidi="en_US"/>
         </w:rPr>
-        <w:t>(Translation suggestions: Translate Names)</w:t>
+        <w:t xml:space="preserve">(Translation suggestions: </w:t>
+      </w:r>
+      <w:r>
+        <w:rPr>
+          <w:lang w:val="en_US" w:bidi="en_US"/>
+        </w:rPr>
+        <w:t>Translate Names</w:t>
+      </w:r>
+      <w:r>
+        <w:rPr>
+          <w:lang w:val="en_US" w:bidi="en_US"/>
+        </w:rPr>
+        <w:t>)</w:t>
       </w:r>
       <w:r>
         <w:rPr>
@@ -27789,7 +28233,19 @@
         <w:rPr>
           <w:lang w:val="en_US" w:bidi="en_US"/>
         </w:rPr>
-        <w:t>(Translation suggestions: How to Translate Names)</w:t>
+        <w:t xml:space="preserve">(Translation suggestions: </w:t>
+      </w:r>
+      <w:r>
+        <w:rPr>
+          <w:lang w:val="en_US" w:bidi="en_US"/>
+        </w:rPr>
+        <w:t>How to Translate Names</w:t>
+      </w:r>
+      <w:r>
+        <w:rPr>
+          <w:lang w:val="en_US" w:bidi="en_US"/>
+        </w:rPr>
+        <w:t>)</w:t>
       </w:r>
       <w:r>
         <w:rPr>
@@ -30134,7 +30590,19 @@
         <w:rPr>
           <w:lang w:val="en_US" w:bidi="en_US"/>
         </w:rPr>
-        <w:t>Ways to translate “injustice” could include, “wrong treatment” or “unfair treatment” or “acting unfairly.” (See: abstractnouns)</w:t>
+        <w:t xml:space="preserve">Ways to translate “injustice” could include, “wrong treatment” or “unfair treatment” or “acting unfairly.” (See: </w:t>
+      </w:r>
+      <w:r>
+        <w:rPr>
+          <w:lang w:val="en_US" w:bidi="en_US"/>
+        </w:rPr>
+        <w:t>abstractnouns</w:t>
+      </w:r>
+      <w:r>
+        <w:rPr>
+          <w:lang w:val="en_US" w:bidi="en_US"/>
+        </w:rPr>
+        <w:t>)</w:t>
       </w:r>
       <w:r>
         <w:rPr>
